--- a/laba1.docx
+++ b/laba1.docx
@@ -312,7 +312,23 @@
           <w:sz w:val="28"/>
           <w:szCs w:val="28"/>
         </w:rPr>
-        <w:t>. 25ВВВ3:</w:t>
+        <w:t>. 25ВВВ</w:t>
+      </w:r>
+      <w:r>
+        <w:rPr>
+          <w:rFonts w:ascii="Times New Roman" w:hAnsi="Times New Roman" w:cs="Times New Roman"/>
+          <w:sz w:val="28"/>
+          <w:szCs w:val="28"/>
+        </w:rPr>
+        <w:t>2</w:t>
+      </w:r>
+      <w:r>
+        <w:rPr>
+          <w:rFonts w:ascii="Times New Roman" w:hAnsi="Times New Roman" w:cs="Times New Roman"/>
+          <w:sz w:val="28"/>
+          <w:szCs w:val="28"/>
+        </w:rPr>
+        <w:t>:</w:t>
       </w:r>
     </w:p>
     <w:p>
@@ -973,18 +989,28 @@
           <w:color w:val="34343C"/>
           <w:sz w:val="24"/>
           <w:szCs w:val="24"/>
-          <w:lang w:val="en-US" w:eastAsia="ru-RU"/>
-        </w:rPr>
-      </w:pPr>
-      <w:r>
-        <w:rPr>
-          <w:rFonts w:ascii="Courier New" w:eastAsia="Times New Roman" w:hAnsi="Courier New" w:cs="Courier New"/>
-          <w:color w:val="34343C"/>
-          <w:sz w:val="24"/>
-          <w:szCs w:val="24"/>
-          <w:lang w:val="en-US" w:eastAsia="ru-RU"/>
-        </w:rPr>
-        <w:t xml:space="preserve">    }</w:t>
+          <w:lang w:eastAsia="ru-RU"/>
+        </w:rPr>
+      </w:pPr>
+      <w:r>
+        <w:rPr>
+          <w:rFonts w:ascii="Courier New" w:eastAsia="Times New Roman" w:hAnsi="Courier New" w:cs="Courier New"/>
+          <w:color w:val="34343C"/>
+          <w:sz w:val="24"/>
+          <w:szCs w:val="24"/>
+          <w:lang w:val="en-US" w:eastAsia="ru-RU"/>
+        </w:rPr>
+        <w:t xml:space="preserve">    </w:t>
+      </w:r>
+      <w:r>
+        <w:rPr>
+          <w:rFonts w:ascii="Courier New" w:eastAsia="Times New Roman" w:hAnsi="Courier New" w:cs="Courier New"/>
+          <w:color w:val="34343C"/>
+          <w:sz w:val="24"/>
+          <w:szCs w:val="24"/>
+          <w:lang w:eastAsia="ru-RU"/>
+        </w:rPr>
+        <w:t>}</w:t>
       </w:r>
     </w:p>
     <w:p>
@@ -1005,7 +1031,7 @@
           <w:color w:val="34343C"/>
           <w:sz w:val="24"/>
           <w:szCs w:val="24"/>
-          <w:lang w:val="en-US" w:eastAsia="ru-RU"/>
+          <w:lang w:eastAsia="ru-RU"/>
         </w:rPr>
         <w:t>}</w:t>
       </w:r>
@@ -2174,6 +2200,7 @@
       <w:r>
         <w:rPr>
           <w:rFonts w:ascii="Times New Roman" w:eastAsia="Times New Roman" w:hAnsi="Times New Roman" w:cs="Times New Roman"/>
+          <w:noProof/>
           <w:color w:val="000000" w:themeColor="text1"/>
           <w:sz w:val="28"/>
           <w:szCs w:val="28"/>
@@ -3527,6 +3554,7 @@
       <w:r>
         <w:rPr>
           <w:rFonts w:ascii="Times New Roman" w:eastAsia="Times New Roman" w:hAnsi="Times New Roman" w:cs="Times New Roman"/>
+          <w:noProof/>
           <w:color w:val="34343C"/>
           <w:sz w:val="28"/>
           <w:szCs w:val="28"/>
@@ -5079,6 +5107,27 @@
         <w:shd w:val="clear" w:color="auto" w:fill="FFFFFF"/>
         <w:spacing w:after="0" w:line="240" w:lineRule="auto"/>
         <w:rPr>
+          <w:rFonts w:ascii="Courier New" w:hAnsi="Courier New" w:cs="Courier New"/>
+          <w:color w:val="000000" w:themeColor="text1"/>
+          <w:sz w:val="24"/>
+          <w:szCs w:val="24"/>
+        </w:rPr>
+      </w:pPr>
+      <w:r>
+        <w:rPr>
+          <w:rFonts w:ascii="Courier New" w:hAnsi="Courier New" w:cs="Courier New"/>
+          <w:color w:val="000000" w:themeColor="text1"/>
+          <w:sz w:val="24"/>
+          <w:szCs w:val="24"/>
+        </w:rPr>
+        <w:t>}</w:t>
+      </w:r>
+    </w:p>
+    <w:p>
+      <w:pPr>
+        <w:shd w:val="clear" w:color="auto" w:fill="FFFFFF"/>
+        <w:spacing w:after="0" w:line="240" w:lineRule="auto"/>
+        <w:rPr>
           <w:rFonts w:ascii="Times New Roman" w:eastAsia="Times New Roman" w:hAnsi="Times New Roman" w:cs="Times New Roman"/>
           <w:color w:val="34343C"/>
           <w:sz w:val="28"/>
@@ -5086,16 +5135,6 @@
           <w:lang w:eastAsia="ru-RU"/>
         </w:rPr>
       </w:pPr>
-      <w:proofErr w:type="gramStart"/>
-      <w:r>
-        <w:rPr>
-          <w:rFonts w:ascii="Courier New" w:hAnsi="Courier New" w:cs="Courier New"/>
-          <w:color w:val="000000" w:themeColor="text1"/>
-          <w:sz w:val="24"/>
-          <w:szCs w:val="24"/>
-        </w:rPr>
-        <w:t>}</w:t>
-      </w:r>
       <w:r>
         <w:rPr>
           <w:rFonts w:ascii="Times New Roman" w:eastAsia="Times New Roman" w:hAnsi="Times New Roman" w:cs="Times New Roman"/>
@@ -5104,9 +5143,8 @@
           <w:szCs w:val="28"/>
           <w:lang w:eastAsia="ru-RU"/>
         </w:rPr>
-        <w:t>Результат</w:t>
-      </w:r>
-      <w:proofErr w:type="gramEnd"/>
+        <w:t xml:space="preserve">Результат программы представлен на рисунке </w:t>
+      </w:r>
       <w:r>
         <w:rPr>
           <w:rFonts w:ascii="Times New Roman" w:eastAsia="Times New Roman" w:hAnsi="Times New Roman" w:cs="Times New Roman"/>
@@ -5115,7 +5153,7 @@
           <w:szCs w:val="28"/>
           <w:lang w:eastAsia="ru-RU"/>
         </w:rPr>
-        <w:t xml:space="preserve"> программы представлен на рисунке </w:t>
+        <w:t>3</w:t>
       </w:r>
       <w:r>
         <w:rPr>
@@ -5125,9 +5163,14 @@
           <w:szCs w:val="28"/>
           <w:lang w:eastAsia="ru-RU"/>
         </w:rPr>
-        <w:t>3</w:t>
-      </w:r>
-      <w:r>
+        <w:t>.</w:t>
+      </w:r>
+    </w:p>
+    <w:p>
+      <w:pPr>
+        <w:shd w:val="clear" w:color="auto" w:fill="FFFFFF"/>
+        <w:spacing w:after="0" w:line="240" w:lineRule="auto"/>
+        <w:jc w:val="center"/>
         <w:rPr>
           <w:rFonts w:ascii="Times New Roman" w:eastAsia="Times New Roman" w:hAnsi="Times New Roman" w:cs="Times New Roman"/>
           <w:color w:val="34343C"/>
@@ -5135,25 +5178,11 @@
           <w:szCs w:val="28"/>
           <w:lang w:eastAsia="ru-RU"/>
         </w:rPr>
-        <w:t>.</w:t>
-      </w:r>
-    </w:p>
-    <w:p>
-      <w:pPr>
-        <w:shd w:val="clear" w:color="auto" w:fill="FFFFFF"/>
-        <w:spacing w:after="0" w:line="240" w:lineRule="auto"/>
-        <w:jc w:val="center"/>
+      </w:pPr>
+      <w:r>
         <w:rPr>
           <w:rFonts w:ascii="Times New Roman" w:eastAsia="Times New Roman" w:hAnsi="Times New Roman" w:cs="Times New Roman"/>
-          <w:color w:val="34343C"/>
-          <w:sz w:val="28"/>
-          <w:szCs w:val="28"/>
-          <w:lang w:eastAsia="ru-RU"/>
-        </w:rPr>
-      </w:pPr>
-      <w:r>
-        <w:rPr>
-          <w:rFonts w:ascii="Times New Roman" w:eastAsia="Times New Roman" w:hAnsi="Times New Roman" w:cs="Times New Roman"/>
+          <w:noProof/>
           <w:color w:val="34343C"/>
           <w:sz w:val="28"/>
           <w:szCs w:val="28"/>
@@ -5520,6 +5549,7 @@
           <w:szCs w:val="24"/>
           <w:lang w:val="en-US"/>
         </w:rPr>
+        <w:lastRenderedPageBreak/>
         <w:t xml:space="preserve">    int n, m, </w:t>
       </w:r>
       <w:proofErr w:type="spellStart"/>
@@ -5566,7 +5596,6 @@
           <w:szCs w:val="24"/>
           <w:lang w:val="en-US"/>
         </w:rPr>
-        <w:lastRenderedPageBreak/>
         <w:t xml:space="preserve">    int </w:t>
       </w:r>
       <w:proofErr w:type="gramStart"/>
@@ -6141,7 +6170,65 @@
           <w:szCs w:val="24"/>
           <w:lang w:val="en-US"/>
         </w:rPr>
-        <w:t xml:space="preserve">%d] = ", </w:t>
+        <w:t>%d] = ", i, j);</w:t>
+      </w:r>
+    </w:p>
+    <w:p>
+      <w:pPr>
+        <w:shd w:val="clear" w:color="auto" w:fill="FFFFFF"/>
+        <w:spacing w:after="0" w:line="240" w:lineRule="auto"/>
+        <w:jc w:val="both"/>
+        <w:rPr>
+          <w:rFonts w:ascii="Courier New" w:hAnsi="Courier New" w:cs="Courier New"/>
+          <w:color w:val="000000" w:themeColor="text1"/>
+          <w:sz w:val="24"/>
+          <w:szCs w:val="24"/>
+          <w:lang w:val="en-US"/>
+        </w:rPr>
+      </w:pPr>
+      <w:r>
+        <w:rPr>
+          <w:rFonts w:ascii="Courier New" w:hAnsi="Courier New" w:cs="Courier New"/>
+          <w:color w:val="000000" w:themeColor="text1"/>
+          <w:sz w:val="24"/>
+          <w:szCs w:val="24"/>
+          <w:lang w:val="en-US"/>
+        </w:rPr>
+        <w:t xml:space="preserve">            </w:t>
+      </w:r>
+      <w:proofErr w:type="spellStart"/>
+      <w:proofErr w:type="gramStart"/>
+      <w:r>
+        <w:rPr>
+          <w:rFonts w:ascii="Courier New" w:hAnsi="Courier New" w:cs="Courier New"/>
+          <w:color w:val="000000" w:themeColor="text1"/>
+          <w:sz w:val="24"/>
+          <w:szCs w:val="24"/>
+          <w:lang w:val="en-US"/>
+        </w:rPr>
+        <w:t>scanf</w:t>
+      </w:r>
+      <w:proofErr w:type="spellEnd"/>
+      <w:r>
+        <w:rPr>
+          <w:rFonts w:ascii="Courier New" w:hAnsi="Courier New" w:cs="Courier New"/>
+          <w:color w:val="000000" w:themeColor="text1"/>
+          <w:sz w:val="24"/>
+          <w:szCs w:val="24"/>
+          <w:lang w:val="en-US"/>
+        </w:rPr>
+        <w:t>(</w:t>
+      </w:r>
+      <w:proofErr w:type="gramEnd"/>
+      <w:r>
+        <w:rPr>
+          <w:rFonts w:ascii="Courier New" w:hAnsi="Courier New" w:cs="Courier New"/>
+          <w:color w:val="000000" w:themeColor="text1"/>
+          <w:sz w:val="24"/>
+          <w:szCs w:val="24"/>
+          <w:lang w:val="en-US"/>
+        </w:rPr>
+        <w:t>"%d", &amp;a[</w:t>
       </w:r>
       <w:proofErr w:type="spellStart"/>
       <w:r>
@@ -6163,7 +6250,7 @@
           <w:szCs w:val="24"/>
           <w:lang w:val="en-US"/>
         </w:rPr>
-        <w:t>, j);</w:t>
+        <w:t>][j]);</w:t>
       </w:r>
     </w:p>
     <w:p>
@@ -6190,6 +6277,416 @@
         <w:t xml:space="preserve">            </w:t>
       </w:r>
       <w:proofErr w:type="spellStart"/>
+      <w:r>
+        <w:rPr>
+          <w:rFonts w:ascii="Courier New" w:hAnsi="Courier New" w:cs="Courier New"/>
+          <w:color w:val="000000" w:themeColor="text1"/>
+          <w:sz w:val="24"/>
+          <w:szCs w:val="24"/>
+          <w:lang w:val="en-US"/>
+        </w:rPr>
+        <w:t>j++</w:t>
+      </w:r>
+      <w:proofErr w:type="spellEnd"/>
+      <w:r>
+        <w:rPr>
+          <w:rFonts w:ascii="Courier New" w:hAnsi="Courier New" w:cs="Courier New"/>
+          <w:color w:val="000000" w:themeColor="text1"/>
+          <w:sz w:val="24"/>
+          <w:szCs w:val="24"/>
+          <w:lang w:val="en-US"/>
+        </w:rPr>
+        <w:t>;</w:t>
+      </w:r>
+    </w:p>
+    <w:p>
+      <w:pPr>
+        <w:shd w:val="clear" w:color="auto" w:fill="FFFFFF"/>
+        <w:spacing w:after="0" w:line="240" w:lineRule="auto"/>
+        <w:jc w:val="both"/>
+        <w:rPr>
+          <w:rFonts w:ascii="Courier New" w:hAnsi="Courier New" w:cs="Courier New"/>
+          <w:color w:val="000000" w:themeColor="text1"/>
+          <w:sz w:val="24"/>
+          <w:szCs w:val="24"/>
+          <w:lang w:val="en-US"/>
+        </w:rPr>
+      </w:pPr>
+      <w:r>
+        <w:rPr>
+          <w:rFonts w:ascii="Courier New" w:hAnsi="Courier New" w:cs="Courier New"/>
+          <w:color w:val="000000" w:themeColor="text1"/>
+          <w:sz w:val="24"/>
+          <w:szCs w:val="24"/>
+          <w:lang w:val="en-US"/>
+        </w:rPr>
+        <w:t xml:space="preserve">        }</w:t>
+      </w:r>
+    </w:p>
+    <w:p>
+      <w:pPr>
+        <w:shd w:val="clear" w:color="auto" w:fill="FFFFFF"/>
+        <w:spacing w:after="0" w:line="240" w:lineRule="auto"/>
+        <w:jc w:val="both"/>
+        <w:rPr>
+          <w:rFonts w:ascii="Courier New" w:hAnsi="Courier New" w:cs="Courier New"/>
+          <w:color w:val="000000" w:themeColor="text1"/>
+          <w:sz w:val="24"/>
+          <w:szCs w:val="24"/>
+          <w:lang w:val="en-US"/>
+        </w:rPr>
+      </w:pPr>
+      <w:r>
+        <w:rPr>
+          <w:rFonts w:ascii="Courier New" w:hAnsi="Courier New" w:cs="Courier New"/>
+          <w:color w:val="000000" w:themeColor="text1"/>
+          <w:sz w:val="24"/>
+          <w:szCs w:val="24"/>
+          <w:lang w:val="en-US"/>
+        </w:rPr>
+        <w:t xml:space="preserve">        </w:t>
+      </w:r>
+      <w:proofErr w:type="spellStart"/>
+      <w:r>
+        <w:rPr>
+          <w:rFonts w:ascii="Courier New" w:hAnsi="Courier New" w:cs="Courier New"/>
+          <w:color w:val="000000" w:themeColor="text1"/>
+          <w:sz w:val="24"/>
+          <w:szCs w:val="24"/>
+          <w:lang w:val="en-US"/>
+        </w:rPr>
+        <w:t>i</w:t>
+      </w:r>
+      <w:proofErr w:type="spellEnd"/>
+      <w:r>
+        <w:rPr>
+          <w:rFonts w:ascii="Courier New" w:hAnsi="Courier New" w:cs="Courier New"/>
+          <w:color w:val="000000" w:themeColor="text1"/>
+          <w:sz w:val="24"/>
+          <w:szCs w:val="24"/>
+          <w:lang w:val="en-US"/>
+        </w:rPr>
+        <w:t>++;</w:t>
+      </w:r>
+    </w:p>
+    <w:p>
+      <w:pPr>
+        <w:shd w:val="clear" w:color="auto" w:fill="FFFFFF"/>
+        <w:spacing w:after="0" w:line="240" w:lineRule="auto"/>
+        <w:jc w:val="both"/>
+        <w:rPr>
+          <w:rFonts w:ascii="Courier New" w:hAnsi="Courier New" w:cs="Courier New"/>
+          <w:color w:val="000000" w:themeColor="text1"/>
+          <w:sz w:val="24"/>
+          <w:szCs w:val="24"/>
+          <w:lang w:val="en-US"/>
+        </w:rPr>
+      </w:pPr>
+      <w:r>
+        <w:rPr>
+          <w:rFonts w:ascii="Courier New" w:hAnsi="Courier New" w:cs="Courier New"/>
+          <w:color w:val="000000" w:themeColor="text1"/>
+          <w:sz w:val="24"/>
+          <w:szCs w:val="24"/>
+          <w:lang w:val="en-US"/>
+        </w:rPr>
+        <w:t xml:space="preserve">    }</w:t>
+      </w:r>
+    </w:p>
+    <w:p>
+      <w:pPr>
+        <w:shd w:val="clear" w:color="auto" w:fill="FFFFFF"/>
+        <w:spacing w:after="0" w:line="240" w:lineRule="auto"/>
+        <w:jc w:val="both"/>
+        <w:rPr>
+          <w:rFonts w:ascii="Courier New" w:hAnsi="Courier New" w:cs="Courier New"/>
+          <w:color w:val="000000" w:themeColor="text1"/>
+          <w:sz w:val="24"/>
+          <w:szCs w:val="24"/>
+          <w:lang w:val="en-US"/>
+        </w:rPr>
+      </w:pPr>
+    </w:p>
+    <w:p>
+      <w:pPr>
+        <w:shd w:val="clear" w:color="auto" w:fill="FFFFFF"/>
+        <w:spacing w:after="0" w:line="240" w:lineRule="auto"/>
+        <w:jc w:val="both"/>
+        <w:rPr>
+          <w:rFonts w:ascii="Courier New" w:hAnsi="Courier New" w:cs="Courier New"/>
+          <w:color w:val="000000" w:themeColor="text1"/>
+          <w:sz w:val="24"/>
+          <w:szCs w:val="24"/>
+          <w:lang w:val="en-US"/>
+        </w:rPr>
+      </w:pPr>
+      <w:r>
+        <w:rPr>
+          <w:rFonts w:ascii="Courier New" w:hAnsi="Courier New" w:cs="Courier New"/>
+          <w:color w:val="000000" w:themeColor="text1"/>
+          <w:sz w:val="24"/>
+          <w:szCs w:val="24"/>
+          <w:lang w:val="en-US"/>
+        </w:rPr>
+        <w:t xml:space="preserve">    </w:t>
+      </w:r>
+      <w:proofErr w:type="spellStart"/>
+      <w:r>
+        <w:rPr>
+          <w:rFonts w:ascii="Courier New" w:hAnsi="Courier New" w:cs="Courier New"/>
+          <w:color w:val="000000" w:themeColor="text1"/>
+          <w:sz w:val="24"/>
+          <w:szCs w:val="24"/>
+          <w:lang w:val="en-US"/>
+        </w:rPr>
+        <w:t>printf</w:t>
+      </w:r>
+      <w:proofErr w:type="spellEnd"/>
+      <w:r>
+        <w:rPr>
+          <w:rFonts w:ascii="Courier New" w:hAnsi="Courier New" w:cs="Courier New"/>
+          <w:color w:val="000000" w:themeColor="text1"/>
+          <w:sz w:val="24"/>
+          <w:szCs w:val="24"/>
+          <w:lang w:val="en-US"/>
+        </w:rPr>
+        <w:t>("\</w:t>
+      </w:r>
+      <w:proofErr w:type="spellStart"/>
+      <w:r>
+        <w:rPr>
+          <w:rFonts w:ascii="Courier New" w:hAnsi="Courier New" w:cs="Courier New"/>
+          <w:color w:val="000000" w:themeColor="text1"/>
+          <w:sz w:val="24"/>
+          <w:szCs w:val="24"/>
+          <w:lang w:val="en-US"/>
+        </w:rPr>
+        <w:t>nMatrix</w:t>
+      </w:r>
+      <w:proofErr w:type="spellEnd"/>
+      <w:r>
+        <w:rPr>
+          <w:rFonts w:ascii="Courier New" w:hAnsi="Courier New" w:cs="Courier New"/>
+          <w:color w:val="000000" w:themeColor="text1"/>
+          <w:sz w:val="24"/>
+          <w:szCs w:val="24"/>
+          <w:lang w:val="en-US"/>
+        </w:rPr>
+        <w:t>:\n");</w:t>
+      </w:r>
+    </w:p>
+    <w:p>
+      <w:pPr>
+        <w:shd w:val="clear" w:color="auto" w:fill="FFFFFF"/>
+        <w:spacing w:after="0" w:line="240" w:lineRule="auto"/>
+        <w:jc w:val="both"/>
+        <w:rPr>
+          <w:rFonts w:ascii="Courier New" w:hAnsi="Courier New" w:cs="Courier New"/>
+          <w:color w:val="000000" w:themeColor="text1"/>
+          <w:sz w:val="24"/>
+          <w:szCs w:val="24"/>
+          <w:lang w:val="en-US"/>
+        </w:rPr>
+      </w:pPr>
+      <w:r>
+        <w:rPr>
+          <w:rFonts w:ascii="Courier New" w:hAnsi="Courier New" w:cs="Courier New"/>
+          <w:color w:val="000000" w:themeColor="text1"/>
+          <w:sz w:val="24"/>
+          <w:szCs w:val="24"/>
+          <w:lang w:val="en-US"/>
+        </w:rPr>
+        <w:t xml:space="preserve">    </w:t>
+      </w:r>
+      <w:proofErr w:type="spellStart"/>
+      <w:r>
+        <w:rPr>
+          <w:rFonts w:ascii="Courier New" w:hAnsi="Courier New" w:cs="Courier New"/>
+          <w:color w:val="000000" w:themeColor="text1"/>
+          <w:sz w:val="24"/>
+          <w:szCs w:val="24"/>
+          <w:lang w:val="en-US"/>
+        </w:rPr>
+        <w:t>i</w:t>
+      </w:r>
+      <w:proofErr w:type="spellEnd"/>
+      <w:r>
+        <w:rPr>
+          <w:rFonts w:ascii="Courier New" w:hAnsi="Courier New" w:cs="Courier New"/>
+          <w:color w:val="000000" w:themeColor="text1"/>
+          <w:sz w:val="24"/>
+          <w:szCs w:val="24"/>
+          <w:lang w:val="en-US"/>
+        </w:rPr>
+        <w:t xml:space="preserve"> = 0;</w:t>
+      </w:r>
+    </w:p>
+    <w:p>
+      <w:pPr>
+        <w:shd w:val="clear" w:color="auto" w:fill="FFFFFF"/>
+        <w:spacing w:after="0" w:line="240" w:lineRule="auto"/>
+        <w:jc w:val="both"/>
+        <w:rPr>
+          <w:rFonts w:ascii="Courier New" w:hAnsi="Courier New" w:cs="Courier New"/>
+          <w:color w:val="000000" w:themeColor="text1"/>
+          <w:sz w:val="24"/>
+          <w:szCs w:val="24"/>
+          <w:lang w:val="en-US"/>
+        </w:rPr>
+      </w:pPr>
+      <w:r>
+        <w:rPr>
+          <w:rFonts w:ascii="Courier New" w:hAnsi="Courier New" w:cs="Courier New"/>
+          <w:color w:val="000000" w:themeColor="text1"/>
+          <w:sz w:val="24"/>
+          <w:szCs w:val="24"/>
+          <w:lang w:val="en-US"/>
+        </w:rPr>
+        <w:t xml:space="preserve">    while (</w:t>
+      </w:r>
+      <w:proofErr w:type="spellStart"/>
+      <w:r>
+        <w:rPr>
+          <w:rFonts w:ascii="Courier New" w:hAnsi="Courier New" w:cs="Courier New"/>
+          <w:color w:val="000000" w:themeColor="text1"/>
+          <w:sz w:val="24"/>
+          <w:szCs w:val="24"/>
+          <w:lang w:val="en-US"/>
+        </w:rPr>
+        <w:t>i</w:t>
+      </w:r>
+      <w:proofErr w:type="spellEnd"/>
+      <w:r>
+        <w:rPr>
+          <w:rFonts w:ascii="Courier New" w:hAnsi="Courier New" w:cs="Courier New"/>
+          <w:color w:val="000000" w:themeColor="text1"/>
+          <w:sz w:val="24"/>
+          <w:szCs w:val="24"/>
+          <w:lang w:val="en-US"/>
+        </w:rPr>
+        <w:t xml:space="preserve"> &lt; n)</w:t>
+      </w:r>
+    </w:p>
+    <w:p>
+      <w:pPr>
+        <w:shd w:val="clear" w:color="auto" w:fill="FFFFFF"/>
+        <w:spacing w:after="0" w:line="240" w:lineRule="auto"/>
+        <w:jc w:val="both"/>
+        <w:rPr>
+          <w:rFonts w:ascii="Courier New" w:hAnsi="Courier New" w:cs="Courier New"/>
+          <w:color w:val="000000" w:themeColor="text1"/>
+          <w:sz w:val="24"/>
+          <w:szCs w:val="24"/>
+          <w:lang w:val="en-US"/>
+        </w:rPr>
+      </w:pPr>
+      <w:r>
+        <w:rPr>
+          <w:rFonts w:ascii="Courier New" w:hAnsi="Courier New" w:cs="Courier New"/>
+          <w:color w:val="000000" w:themeColor="text1"/>
+          <w:sz w:val="24"/>
+          <w:szCs w:val="24"/>
+          <w:lang w:val="en-US"/>
+        </w:rPr>
+        <w:t xml:space="preserve">    {</w:t>
+      </w:r>
+    </w:p>
+    <w:p>
+      <w:pPr>
+        <w:shd w:val="clear" w:color="auto" w:fill="FFFFFF"/>
+        <w:spacing w:after="0" w:line="240" w:lineRule="auto"/>
+        <w:jc w:val="both"/>
+        <w:rPr>
+          <w:rFonts w:ascii="Courier New" w:hAnsi="Courier New" w:cs="Courier New"/>
+          <w:color w:val="000000" w:themeColor="text1"/>
+          <w:sz w:val="24"/>
+          <w:szCs w:val="24"/>
+          <w:lang w:val="en-US"/>
+        </w:rPr>
+      </w:pPr>
+      <w:r>
+        <w:rPr>
+          <w:rFonts w:ascii="Courier New" w:hAnsi="Courier New" w:cs="Courier New"/>
+          <w:color w:val="000000" w:themeColor="text1"/>
+          <w:sz w:val="24"/>
+          <w:szCs w:val="24"/>
+          <w:lang w:val="en-US"/>
+        </w:rPr>
+        <w:t xml:space="preserve">        j = 0;</w:t>
+      </w:r>
+    </w:p>
+    <w:p>
+      <w:pPr>
+        <w:shd w:val="clear" w:color="auto" w:fill="FFFFFF"/>
+        <w:spacing w:after="0" w:line="240" w:lineRule="auto"/>
+        <w:jc w:val="both"/>
+        <w:rPr>
+          <w:rFonts w:ascii="Courier New" w:hAnsi="Courier New" w:cs="Courier New"/>
+          <w:color w:val="000000" w:themeColor="text1"/>
+          <w:sz w:val="24"/>
+          <w:szCs w:val="24"/>
+          <w:lang w:val="en-US"/>
+        </w:rPr>
+      </w:pPr>
+      <w:r>
+        <w:rPr>
+          <w:rFonts w:ascii="Courier New" w:hAnsi="Courier New" w:cs="Courier New"/>
+          <w:color w:val="000000" w:themeColor="text1"/>
+          <w:sz w:val="24"/>
+          <w:szCs w:val="24"/>
+          <w:lang w:val="en-US"/>
+        </w:rPr>
+        <w:t xml:space="preserve">        while (j &lt; m)</w:t>
+      </w:r>
+    </w:p>
+    <w:p>
+      <w:pPr>
+        <w:shd w:val="clear" w:color="auto" w:fill="FFFFFF"/>
+        <w:spacing w:after="0" w:line="240" w:lineRule="auto"/>
+        <w:jc w:val="both"/>
+        <w:rPr>
+          <w:rFonts w:ascii="Courier New" w:hAnsi="Courier New" w:cs="Courier New"/>
+          <w:color w:val="000000" w:themeColor="text1"/>
+          <w:sz w:val="24"/>
+          <w:szCs w:val="24"/>
+          <w:lang w:val="en-US"/>
+        </w:rPr>
+      </w:pPr>
+      <w:r>
+        <w:rPr>
+          <w:rFonts w:ascii="Courier New" w:hAnsi="Courier New" w:cs="Courier New"/>
+          <w:color w:val="000000" w:themeColor="text1"/>
+          <w:sz w:val="24"/>
+          <w:szCs w:val="24"/>
+          <w:lang w:val="en-US"/>
+        </w:rPr>
+        <w:t xml:space="preserve">        {</w:t>
+      </w:r>
+    </w:p>
+    <w:p>
+      <w:pPr>
+        <w:shd w:val="clear" w:color="auto" w:fill="FFFFFF"/>
+        <w:spacing w:after="0" w:line="240" w:lineRule="auto"/>
+        <w:jc w:val="both"/>
+        <w:rPr>
+          <w:rFonts w:ascii="Courier New" w:hAnsi="Courier New" w:cs="Courier New"/>
+          <w:color w:val="000000" w:themeColor="text1"/>
+          <w:sz w:val="24"/>
+          <w:szCs w:val="24"/>
+          <w:lang w:val="en-US"/>
+        </w:rPr>
+      </w:pPr>
+      <w:r>
+        <w:rPr>
+          <w:rFonts w:ascii="Courier New" w:hAnsi="Courier New" w:cs="Courier New"/>
+          <w:color w:val="000000" w:themeColor="text1"/>
+          <w:sz w:val="24"/>
+          <w:szCs w:val="24"/>
+          <w:lang w:val="en-US"/>
+        </w:rPr>
+        <w:t xml:space="preserve">            </w:t>
+      </w:r>
+      <w:proofErr w:type="spellStart"/>
       <w:proofErr w:type="gramStart"/>
       <w:r>
         <w:rPr>
@@ -6199,7 +6696,7 @@
           <w:szCs w:val="24"/>
           <w:lang w:val="en-US"/>
         </w:rPr>
-        <w:t>scanf</w:t>
+        <w:t>printf</w:t>
       </w:r>
       <w:proofErr w:type="spellEnd"/>
       <w:r>
@@ -6221,7 +6718,7 @@
           <w:szCs w:val="24"/>
           <w:lang w:val="en-US"/>
         </w:rPr>
-        <w:t>"%d", &amp;a[</w:t>
+        <w:t>"%d ", a[</w:t>
       </w:r>
       <w:proofErr w:type="spellStart"/>
       <w:r>
@@ -6348,6 +6845,52 @@
           <w:szCs w:val="24"/>
           <w:lang w:val="en-US"/>
         </w:rPr>
+        <w:t>printf</w:t>
+      </w:r>
+      <w:proofErr w:type="spellEnd"/>
+      <w:r>
+        <w:rPr>
+          <w:rFonts w:ascii="Courier New" w:hAnsi="Courier New" w:cs="Courier New"/>
+          <w:color w:val="000000" w:themeColor="text1"/>
+          <w:sz w:val="24"/>
+          <w:szCs w:val="24"/>
+          <w:lang w:val="en-US"/>
+        </w:rPr>
+        <w:t>("\n");</w:t>
+      </w:r>
+    </w:p>
+    <w:p>
+      <w:pPr>
+        <w:shd w:val="clear" w:color="auto" w:fill="FFFFFF"/>
+        <w:spacing w:after="0" w:line="240" w:lineRule="auto"/>
+        <w:jc w:val="both"/>
+        <w:rPr>
+          <w:rFonts w:ascii="Courier New" w:hAnsi="Courier New" w:cs="Courier New"/>
+          <w:color w:val="000000" w:themeColor="text1"/>
+          <w:sz w:val="24"/>
+          <w:szCs w:val="24"/>
+          <w:lang w:val="en-US"/>
+        </w:rPr>
+      </w:pPr>
+      <w:r>
+        <w:rPr>
+          <w:rFonts w:ascii="Courier New" w:hAnsi="Courier New" w:cs="Courier New"/>
+          <w:color w:val="000000" w:themeColor="text1"/>
+          <w:sz w:val="24"/>
+          <w:szCs w:val="24"/>
+          <w:lang w:val="en-US"/>
+        </w:rPr>
+        <w:t xml:space="preserve">        </w:t>
+      </w:r>
+      <w:proofErr w:type="spellStart"/>
+      <w:r>
+        <w:rPr>
+          <w:rFonts w:ascii="Courier New" w:hAnsi="Courier New" w:cs="Courier New"/>
+          <w:color w:val="000000" w:themeColor="text1"/>
+          <w:sz w:val="24"/>
+          <w:szCs w:val="24"/>
+          <w:lang w:val="en-US"/>
+        </w:rPr>
         <w:t>i</w:t>
       </w:r>
       <w:proofErr w:type="spellEnd"/>
@@ -6424,6 +6967,7 @@
         <w:t xml:space="preserve">    </w:t>
       </w:r>
       <w:proofErr w:type="spellStart"/>
+      <w:proofErr w:type="gramStart"/>
       <w:r>
         <w:rPr>
           <w:rFonts w:ascii="Courier New" w:hAnsi="Courier New" w:cs="Courier New"/>
@@ -6443,53 +6987,160 @@
           <w:szCs w:val="24"/>
           <w:lang w:val="en-US"/>
         </w:rPr>
-        <w:t>("\</w:t>
-      </w:r>
-      <w:proofErr w:type="spellStart"/>
-      <w:r>
-        <w:rPr>
-          <w:rFonts w:ascii="Courier New" w:hAnsi="Courier New" w:cs="Courier New"/>
-          <w:color w:val="000000" w:themeColor="text1"/>
-          <w:sz w:val="24"/>
-          <w:szCs w:val="24"/>
-          <w:lang w:val="en-US"/>
-        </w:rPr>
-        <w:t>nMatrix</w:t>
-      </w:r>
-      <w:proofErr w:type="spellEnd"/>
-      <w:r>
-        <w:rPr>
-          <w:rFonts w:ascii="Courier New" w:hAnsi="Courier New" w:cs="Courier New"/>
-          <w:color w:val="000000" w:themeColor="text1"/>
-          <w:sz w:val="24"/>
-          <w:szCs w:val="24"/>
-          <w:lang w:val="en-US"/>
-        </w:rPr>
-        <w:t>:\n");</w:t>
-      </w:r>
-    </w:p>
-    <w:p>
-      <w:pPr>
-        <w:shd w:val="clear" w:color="auto" w:fill="FFFFFF"/>
-        <w:spacing w:after="0" w:line="240" w:lineRule="auto"/>
-        <w:jc w:val="both"/>
-        <w:rPr>
-          <w:rFonts w:ascii="Courier New" w:hAnsi="Courier New" w:cs="Courier New"/>
-          <w:color w:val="000000" w:themeColor="text1"/>
-          <w:sz w:val="24"/>
-          <w:szCs w:val="24"/>
-          <w:lang w:val="en-US"/>
-        </w:rPr>
-      </w:pPr>
-      <w:r>
-        <w:rPr>
-          <w:rFonts w:ascii="Courier New" w:hAnsi="Courier New" w:cs="Courier New"/>
-          <w:color w:val="000000" w:themeColor="text1"/>
-          <w:sz w:val="24"/>
-          <w:szCs w:val="24"/>
-          <w:lang w:val="en-US"/>
-        </w:rPr>
-        <w:t xml:space="preserve">    </w:t>
+        <w:t>(</w:t>
+      </w:r>
+      <w:proofErr w:type="gramEnd"/>
+      <w:r>
+        <w:rPr>
+          <w:rFonts w:ascii="Courier New" w:hAnsi="Courier New" w:cs="Courier New"/>
+          <w:color w:val="000000" w:themeColor="text1"/>
+          <w:sz w:val="24"/>
+          <w:szCs w:val="24"/>
+          <w:lang w:val="en-US"/>
+        </w:rPr>
+        <w:t>"\</w:t>
+      </w:r>
+      <w:proofErr w:type="spellStart"/>
+      <w:r>
+        <w:rPr>
+          <w:rFonts w:ascii="Courier New" w:hAnsi="Courier New" w:cs="Courier New"/>
+          <w:color w:val="000000" w:themeColor="text1"/>
+          <w:sz w:val="24"/>
+          <w:szCs w:val="24"/>
+          <w:lang w:val="en-US"/>
+        </w:rPr>
+        <w:t>nSum</w:t>
+      </w:r>
+      <w:proofErr w:type="spellEnd"/>
+      <w:r>
+        <w:rPr>
+          <w:rFonts w:ascii="Courier New" w:hAnsi="Courier New" w:cs="Courier New"/>
+          <w:color w:val="000000" w:themeColor="text1"/>
+          <w:sz w:val="24"/>
+          <w:szCs w:val="24"/>
+          <w:lang w:val="en-US"/>
+        </w:rPr>
+        <w:t xml:space="preserve"> by columns:\n");</w:t>
+      </w:r>
+    </w:p>
+    <w:p>
+      <w:pPr>
+        <w:shd w:val="clear" w:color="auto" w:fill="FFFFFF"/>
+        <w:spacing w:after="0" w:line="240" w:lineRule="auto"/>
+        <w:jc w:val="both"/>
+        <w:rPr>
+          <w:rFonts w:ascii="Courier New" w:hAnsi="Courier New" w:cs="Courier New"/>
+          <w:color w:val="000000" w:themeColor="text1"/>
+          <w:sz w:val="24"/>
+          <w:szCs w:val="24"/>
+          <w:lang w:val="en-US"/>
+        </w:rPr>
+      </w:pPr>
+      <w:r>
+        <w:rPr>
+          <w:rFonts w:ascii="Courier New" w:hAnsi="Courier New" w:cs="Courier New"/>
+          <w:color w:val="000000" w:themeColor="text1"/>
+          <w:sz w:val="24"/>
+          <w:szCs w:val="24"/>
+          <w:lang w:val="en-US"/>
+        </w:rPr>
+        <w:t xml:space="preserve">    j = 0;</w:t>
+      </w:r>
+    </w:p>
+    <w:p>
+      <w:pPr>
+        <w:shd w:val="clear" w:color="auto" w:fill="FFFFFF"/>
+        <w:spacing w:after="0" w:line="240" w:lineRule="auto"/>
+        <w:jc w:val="both"/>
+        <w:rPr>
+          <w:rFonts w:ascii="Courier New" w:hAnsi="Courier New" w:cs="Courier New"/>
+          <w:color w:val="000000" w:themeColor="text1"/>
+          <w:sz w:val="24"/>
+          <w:szCs w:val="24"/>
+          <w:lang w:val="en-US"/>
+        </w:rPr>
+      </w:pPr>
+      <w:r>
+        <w:rPr>
+          <w:rFonts w:ascii="Courier New" w:hAnsi="Courier New" w:cs="Courier New"/>
+          <w:color w:val="000000" w:themeColor="text1"/>
+          <w:sz w:val="24"/>
+          <w:szCs w:val="24"/>
+          <w:lang w:val="en-US"/>
+        </w:rPr>
+        <w:t xml:space="preserve">    while (j &lt; m)</w:t>
+      </w:r>
+    </w:p>
+    <w:p>
+      <w:pPr>
+        <w:shd w:val="clear" w:color="auto" w:fill="FFFFFF"/>
+        <w:spacing w:after="0" w:line="240" w:lineRule="auto"/>
+        <w:jc w:val="both"/>
+        <w:rPr>
+          <w:rFonts w:ascii="Courier New" w:hAnsi="Courier New" w:cs="Courier New"/>
+          <w:color w:val="000000" w:themeColor="text1"/>
+          <w:sz w:val="24"/>
+          <w:szCs w:val="24"/>
+          <w:lang w:val="en-US"/>
+        </w:rPr>
+      </w:pPr>
+      <w:r>
+        <w:rPr>
+          <w:rFonts w:ascii="Courier New" w:hAnsi="Courier New" w:cs="Courier New"/>
+          <w:color w:val="000000" w:themeColor="text1"/>
+          <w:sz w:val="24"/>
+          <w:szCs w:val="24"/>
+          <w:lang w:val="en-US"/>
+        </w:rPr>
+        <w:t xml:space="preserve">    {</w:t>
+      </w:r>
+    </w:p>
+    <w:p>
+      <w:pPr>
+        <w:shd w:val="clear" w:color="auto" w:fill="FFFFFF"/>
+        <w:spacing w:after="0" w:line="240" w:lineRule="auto"/>
+        <w:jc w:val="both"/>
+        <w:rPr>
+          <w:rFonts w:ascii="Courier New" w:hAnsi="Courier New" w:cs="Courier New"/>
+          <w:color w:val="000000" w:themeColor="text1"/>
+          <w:sz w:val="24"/>
+          <w:szCs w:val="24"/>
+          <w:lang w:val="en-US"/>
+        </w:rPr>
+      </w:pPr>
+      <w:r>
+        <w:rPr>
+          <w:rFonts w:ascii="Courier New" w:hAnsi="Courier New" w:cs="Courier New"/>
+          <w:color w:val="000000" w:themeColor="text1"/>
+          <w:sz w:val="24"/>
+          <w:szCs w:val="24"/>
+          <w:lang w:val="en-US"/>
+        </w:rPr>
+        <w:t xml:space="preserve">        sum = 0;</w:t>
+      </w:r>
+    </w:p>
+    <w:p>
+      <w:pPr>
+        <w:shd w:val="clear" w:color="auto" w:fill="FFFFFF"/>
+        <w:spacing w:after="0" w:line="240" w:lineRule="auto"/>
+        <w:jc w:val="both"/>
+        <w:rPr>
+          <w:rFonts w:ascii="Courier New" w:hAnsi="Courier New" w:cs="Courier New"/>
+          <w:color w:val="000000" w:themeColor="text1"/>
+          <w:sz w:val="24"/>
+          <w:szCs w:val="24"/>
+          <w:lang w:val="en-US"/>
+        </w:rPr>
+      </w:pPr>
+      <w:r>
+        <w:rPr>
+          <w:rFonts w:ascii="Courier New" w:hAnsi="Courier New" w:cs="Courier New"/>
+          <w:color w:val="000000" w:themeColor="text1"/>
+          <w:sz w:val="24"/>
+          <w:szCs w:val="24"/>
+          <w:lang w:val="en-US"/>
+        </w:rPr>
+        <w:t xml:space="preserve">        </w:t>
       </w:r>
       <w:proofErr w:type="spellStart"/>
       <w:r>
@@ -6535,7 +7186,7 @@
           <w:szCs w:val="24"/>
           <w:lang w:val="en-US"/>
         </w:rPr>
-        <w:t xml:space="preserve">    while (</w:t>
+        <w:t xml:space="preserve">        while (</w:t>
       </w:r>
       <w:proofErr w:type="spellStart"/>
       <w:r>
@@ -6581,78 +7232,6 @@
           <w:szCs w:val="24"/>
           <w:lang w:val="en-US"/>
         </w:rPr>
-        <w:t xml:space="preserve">    {</w:t>
-      </w:r>
-    </w:p>
-    <w:p>
-      <w:pPr>
-        <w:shd w:val="clear" w:color="auto" w:fill="FFFFFF"/>
-        <w:spacing w:after="0" w:line="240" w:lineRule="auto"/>
-        <w:jc w:val="both"/>
-        <w:rPr>
-          <w:rFonts w:ascii="Courier New" w:hAnsi="Courier New" w:cs="Courier New"/>
-          <w:color w:val="000000" w:themeColor="text1"/>
-          <w:sz w:val="24"/>
-          <w:szCs w:val="24"/>
-          <w:lang w:val="en-US"/>
-        </w:rPr>
-      </w:pPr>
-      <w:r>
-        <w:rPr>
-          <w:rFonts w:ascii="Courier New" w:hAnsi="Courier New" w:cs="Courier New"/>
-          <w:color w:val="000000" w:themeColor="text1"/>
-          <w:sz w:val="24"/>
-          <w:szCs w:val="24"/>
-          <w:lang w:val="en-US"/>
-        </w:rPr>
-        <w:t xml:space="preserve">        j = 0;</w:t>
-      </w:r>
-    </w:p>
-    <w:p>
-      <w:pPr>
-        <w:shd w:val="clear" w:color="auto" w:fill="FFFFFF"/>
-        <w:spacing w:after="0" w:line="240" w:lineRule="auto"/>
-        <w:jc w:val="both"/>
-        <w:rPr>
-          <w:rFonts w:ascii="Courier New" w:hAnsi="Courier New" w:cs="Courier New"/>
-          <w:color w:val="000000" w:themeColor="text1"/>
-          <w:sz w:val="24"/>
-          <w:szCs w:val="24"/>
-          <w:lang w:val="en-US"/>
-        </w:rPr>
-      </w:pPr>
-      <w:r>
-        <w:rPr>
-          <w:rFonts w:ascii="Courier New" w:hAnsi="Courier New" w:cs="Courier New"/>
-          <w:color w:val="000000" w:themeColor="text1"/>
-          <w:sz w:val="24"/>
-          <w:szCs w:val="24"/>
-          <w:lang w:val="en-US"/>
-        </w:rPr>
-        <w:t xml:space="preserve">        while (j &lt; m)</w:t>
-      </w:r>
-    </w:p>
-    <w:p>
-      <w:pPr>
-        <w:shd w:val="clear" w:color="auto" w:fill="FFFFFF"/>
-        <w:spacing w:after="0" w:line="240" w:lineRule="auto"/>
-        <w:jc w:val="both"/>
-        <w:rPr>
-          <w:rFonts w:ascii="Courier New" w:hAnsi="Courier New" w:cs="Courier New"/>
-          <w:color w:val="000000" w:themeColor="text1"/>
-          <w:sz w:val="24"/>
-          <w:szCs w:val="24"/>
-          <w:lang w:val="en-US"/>
-        </w:rPr>
-      </w:pPr>
-      <w:r>
-        <w:rPr>
-          <w:rFonts w:ascii="Courier New" w:hAnsi="Courier New" w:cs="Courier New"/>
-          <w:color w:val="000000" w:themeColor="text1"/>
-          <w:sz w:val="24"/>
-          <w:szCs w:val="24"/>
-          <w:lang w:val="en-US"/>
-        </w:rPr>
         <w:t xml:space="preserve">        {</w:t>
       </w:r>
     </w:p>
@@ -6677,9 +7256,125 @@
           <w:szCs w:val="24"/>
           <w:lang w:val="en-US"/>
         </w:rPr>
+        <w:t xml:space="preserve">            sum = sum + a[</w:t>
+      </w:r>
+      <w:proofErr w:type="spellStart"/>
+      <w:r>
+        <w:rPr>
+          <w:rFonts w:ascii="Courier New" w:hAnsi="Courier New" w:cs="Courier New"/>
+          <w:color w:val="000000" w:themeColor="text1"/>
+          <w:sz w:val="24"/>
+          <w:szCs w:val="24"/>
+          <w:lang w:val="en-US"/>
+        </w:rPr>
+        <w:t>i</w:t>
+      </w:r>
+      <w:proofErr w:type="spellEnd"/>
+      <w:r>
+        <w:rPr>
+          <w:rFonts w:ascii="Courier New" w:hAnsi="Courier New" w:cs="Courier New"/>
+          <w:color w:val="000000" w:themeColor="text1"/>
+          <w:sz w:val="24"/>
+          <w:szCs w:val="24"/>
+          <w:lang w:val="en-US"/>
+        </w:rPr>
+        <w:t>][j];</w:t>
+      </w:r>
+    </w:p>
+    <w:p>
+      <w:pPr>
+        <w:shd w:val="clear" w:color="auto" w:fill="FFFFFF"/>
+        <w:spacing w:after="0" w:line="240" w:lineRule="auto"/>
+        <w:jc w:val="both"/>
+        <w:rPr>
+          <w:rFonts w:ascii="Courier New" w:hAnsi="Courier New" w:cs="Courier New"/>
+          <w:color w:val="000000" w:themeColor="text1"/>
+          <w:sz w:val="24"/>
+          <w:szCs w:val="24"/>
+          <w:lang w:val="en-US"/>
+        </w:rPr>
+      </w:pPr>
+      <w:r>
+        <w:rPr>
+          <w:rFonts w:ascii="Courier New" w:hAnsi="Courier New" w:cs="Courier New"/>
+          <w:color w:val="000000" w:themeColor="text1"/>
+          <w:sz w:val="24"/>
+          <w:szCs w:val="24"/>
+          <w:lang w:val="en-US"/>
+        </w:rPr>
         <w:t xml:space="preserve">            </w:t>
       </w:r>
       <w:proofErr w:type="spellStart"/>
+      <w:r>
+        <w:rPr>
+          <w:rFonts w:ascii="Courier New" w:hAnsi="Courier New" w:cs="Courier New"/>
+          <w:color w:val="000000" w:themeColor="text1"/>
+          <w:sz w:val="24"/>
+          <w:szCs w:val="24"/>
+          <w:lang w:val="en-US"/>
+        </w:rPr>
+        <w:t>i</w:t>
+      </w:r>
+      <w:proofErr w:type="spellEnd"/>
+      <w:r>
+        <w:rPr>
+          <w:rFonts w:ascii="Courier New" w:hAnsi="Courier New" w:cs="Courier New"/>
+          <w:color w:val="000000" w:themeColor="text1"/>
+          <w:sz w:val="24"/>
+          <w:szCs w:val="24"/>
+          <w:lang w:val="en-US"/>
+        </w:rPr>
+        <w:t>++;</w:t>
+      </w:r>
+    </w:p>
+    <w:p>
+      <w:pPr>
+        <w:shd w:val="clear" w:color="auto" w:fill="FFFFFF"/>
+        <w:spacing w:after="0" w:line="240" w:lineRule="auto"/>
+        <w:jc w:val="both"/>
+        <w:rPr>
+          <w:rFonts w:ascii="Courier New" w:hAnsi="Courier New" w:cs="Courier New"/>
+          <w:color w:val="000000" w:themeColor="text1"/>
+          <w:sz w:val="24"/>
+          <w:szCs w:val="24"/>
+          <w:lang w:val="en-US"/>
+        </w:rPr>
+      </w:pPr>
+      <w:r>
+        <w:rPr>
+          <w:rFonts w:ascii="Courier New" w:hAnsi="Courier New" w:cs="Courier New"/>
+          <w:color w:val="000000" w:themeColor="text1"/>
+          <w:sz w:val="24"/>
+          <w:szCs w:val="24"/>
+          <w:lang w:val="en-US"/>
+        </w:rPr>
+        <w:t xml:space="preserve">        }</w:t>
+      </w:r>
+    </w:p>
+    <w:p>
+      <w:pPr>
+        <w:shd w:val="clear" w:color="auto" w:fill="FFFFFF"/>
+        <w:spacing w:after="0" w:line="240" w:lineRule="auto"/>
+        <w:jc w:val="both"/>
+        <w:rPr>
+          <w:rFonts w:ascii="Courier New" w:hAnsi="Courier New" w:cs="Courier New"/>
+          <w:color w:val="000000" w:themeColor="text1"/>
+          <w:sz w:val="24"/>
+          <w:szCs w:val="24"/>
+          <w:lang w:val="en-US"/>
+        </w:rPr>
+      </w:pPr>
+      <w:r>
+        <w:rPr>
+          <w:rFonts w:ascii="Courier New" w:hAnsi="Courier New" w:cs="Courier New"/>
+          <w:color w:val="000000" w:themeColor="text1"/>
+          <w:sz w:val="24"/>
+          <w:szCs w:val="24"/>
+          <w:lang w:val="en-US"/>
+        </w:rPr>
+        <w:t xml:space="preserve">        </w:t>
+      </w:r>
+      <w:proofErr w:type="spellStart"/>
       <w:proofErr w:type="gramStart"/>
       <w:r>
         <w:rPr>
@@ -6711,112 +7406,19 @@
           <w:szCs w:val="24"/>
           <w:lang w:val="en-US"/>
         </w:rPr>
-        <w:t>"%d ", a[</w:t>
-      </w:r>
-      <w:proofErr w:type="spellStart"/>
-      <w:r>
-        <w:rPr>
-          <w:rFonts w:ascii="Courier New" w:hAnsi="Courier New" w:cs="Courier New"/>
-          <w:color w:val="000000" w:themeColor="text1"/>
-          <w:sz w:val="24"/>
-          <w:szCs w:val="24"/>
-          <w:lang w:val="en-US"/>
-        </w:rPr>
-        <w:t>i</w:t>
-      </w:r>
-      <w:proofErr w:type="spellEnd"/>
-      <w:r>
-        <w:rPr>
-          <w:rFonts w:ascii="Courier New" w:hAnsi="Courier New" w:cs="Courier New"/>
-          <w:color w:val="000000" w:themeColor="text1"/>
-          <w:sz w:val="24"/>
-          <w:szCs w:val="24"/>
-          <w:lang w:val="en-US"/>
-        </w:rPr>
-        <w:t>][j]);</w:t>
-      </w:r>
-    </w:p>
-    <w:p>
-      <w:pPr>
-        <w:shd w:val="clear" w:color="auto" w:fill="FFFFFF"/>
-        <w:spacing w:after="0" w:line="240" w:lineRule="auto"/>
-        <w:jc w:val="both"/>
-        <w:rPr>
-          <w:rFonts w:ascii="Courier New" w:hAnsi="Courier New" w:cs="Courier New"/>
-          <w:color w:val="000000" w:themeColor="text1"/>
-          <w:sz w:val="24"/>
-          <w:szCs w:val="24"/>
-          <w:lang w:val="en-US"/>
-        </w:rPr>
-      </w:pPr>
-      <w:r>
-        <w:rPr>
-          <w:rFonts w:ascii="Courier New" w:hAnsi="Courier New" w:cs="Courier New"/>
-          <w:color w:val="000000" w:themeColor="text1"/>
-          <w:sz w:val="24"/>
-          <w:szCs w:val="24"/>
-          <w:lang w:val="en-US"/>
-        </w:rPr>
-        <w:t xml:space="preserve">            </w:t>
-      </w:r>
-      <w:proofErr w:type="spellStart"/>
-      <w:r>
-        <w:rPr>
-          <w:rFonts w:ascii="Courier New" w:hAnsi="Courier New" w:cs="Courier New"/>
-          <w:color w:val="000000" w:themeColor="text1"/>
-          <w:sz w:val="24"/>
-          <w:szCs w:val="24"/>
-          <w:lang w:val="en-US"/>
-        </w:rPr>
-        <w:t>j++</w:t>
-      </w:r>
-      <w:proofErr w:type="spellEnd"/>
-      <w:r>
-        <w:rPr>
-          <w:rFonts w:ascii="Courier New" w:hAnsi="Courier New" w:cs="Courier New"/>
-          <w:color w:val="000000" w:themeColor="text1"/>
-          <w:sz w:val="24"/>
-          <w:szCs w:val="24"/>
-          <w:lang w:val="en-US"/>
-        </w:rPr>
-        <w:t>;</w:t>
-      </w:r>
-    </w:p>
-    <w:p>
-      <w:pPr>
-        <w:shd w:val="clear" w:color="auto" w:fill="FFFFFF"/>
-        <w:spacing w:after="0" w:line="240" w:lineRule="auto"/>
-        <w:jc w:val="both"/>
-        <w:rPr>
-          <w:rFonts w:ascii="Courier New" w:hAnsi="Courier New" w:cs="Courier New"/>
-          <w:color w:val="000000" w:themeColor="text1"/>
-          <w:sz w:val="24"/>
-          <w:szCs w:val="24"/>
-          <w:lang w:val="en-US"/>
-        </w:rPr>
-      </w:pPr>
-      <w:r>
-        <w:rPr>
-          <w:rFonts w:ascii="Courier New" w:hAnsi="Courier New" w:cs="Courier New"/>
-          <w:color w:val="000000" w:themeColor="text1"/>
-          <w:sz w:val="24"/>
-          <w:szCs w:val="24"/>
-          <w:lang w:val="en-US"/>
-        </w:rPr>
-        <w:t xml:space="preserve">        }</w:t>
-      </w:r>
-    </w:p>
-    <w:p>
-      <w:pPr>
-        <w:shd w:val="clear" w:color="auto" w:fill="FFFFFF"/>
-        <w:spacing w:after="0" w:line="240" w:lineRule="auto"/>
-        <w:jc w:val="both"/>
-        <w:rPr>
-          <w:rFonts w:ascii="Courier New" w:hAnsi="Courier New" w:cs="Courier New"/>
-          <w:color w:val="000000" w:themeColor="text1"/>
-          <w:sz w:val="24"/>
-          <w:szCs w:val="24"/>
-          <w:lang w:val="en-US"/>
+        <w:t>"Column %d: %d\n", j + 1, sum);</w:t>
+      </w:r>
+    </w:p>
+    <w:p>
+      <w:pPr>
+        <w:shd w:val="clear" w:color="auto" w:fill="FFFFFF"/>
+        <w:spacing w:after="0" w:line="240" w:lineRule="auto"/>
+        <w:jc w:val="both"/>
+        <w:rPr>
+          <w:rFonts w:ascii="Courier New" w:hAnsi="Courier New" w:cs="Courier New"/>
+          <w:color w:val="000000" w:themeColor="text1"/>
+          <w:sz w:val="24"/>
+          <w:szCs w:val="24"/>
         </w:rPr>
       </w:pPr>
       <w:r>
@@ -6829,95 +7431,34 @@
         </w:rPr>
         <w:t xml:space="preserve">        </w:t>
       </w:r>
-      <w:proofErr w:type="spellStart"/>
-      <w:r>
-        <w:rPr>
-          <w:rFonts w:ascii="Courier New" w:hAnsi="Courier New" w:cs="Courier New"/>
-          <w:color w:val="000000" w:themeColor="text1"/>
-          <w:sz w:val="24"/>
-          <w:szCs w:val="24"/>
-          <w:lang w:val="en-US"/>
-        </w:rPr>
-        <w:t>printf</w:t>
-      </w:r>
-      <w:proofErr w:type="spellEnd"/>
-      <w:r>
-        <w:rPr>
-          <w:rFonts w:ascii="Courier New" w:hAnsi="Courier New" w:cs="Courier New"/>
-          <w:color w:val="000000" w:themeColor="text1"/>
-          <w:sz w:val="24"/>
-          <w:szCs w:val="24"/>
-          <w:lang w:val="en-US"/>
-        </w:rPr>
-        <w:t>("\n");</w:t>
-      </w:r>
-    </w:p>
-    <w:p>
-      <w:pPr>
-        <w:shd w:val="clear" w:color="auto" w:fill="FFFFFF"/>
-        <w:spacing w:after="0" w:line="240" w:lineRule="auto"/>
-        <w:jc w:val="both"/>
-        <w:rPr>
-          <w:rFonts w:ascii="Courier New" w:hAnsi="Courier New" w:cs="Courier New"/>
-          <w:color w:val="000000" w:themeColor="text1"/>
-          <w:sz w:val="24"/>
-          <w:szCs w:val="24"/>
-          <w:lang w:val="en-US"/>
-        </w:rPr>
-      </w:pPr>
-      <w:r>
-        <w:rPr>
-          <w:rFonts w:ascii="Courier New" w:hAnsi="Courier New" w:cs="Courier New"/>
-          <w:color w:val="000000" w:themeColor="text1"/>
-          <w:sz w:val="24"/>
-          <w:szCs w:val="24"/>
-          <w:lang w:val="en-US"/>
-        </w:rPr>
-        <w:t xml:space="preserve">        </w:t>
-      </w:r>
-      <w:proofErr w:type="spellStart"/>
-      <w:r>
-        <w:rPr>
-          <w:rFonts w:ascii="Courier New" w:hAnsi="Courier New" w:cs="Courier New"/>
-          <w:color w:val="000000" w:themeColor="text1"/>
-          <w:sz w:val="24"/>
-          <w:szCs w:val="24"/>
-          <w:lang w:val="en-US"/>
-        </w:rPr>
-        <w:t>i</w:t>
-      </w:r>
-      <w:proofErr w:type="spellEnd"/>
-      <w:r>
-        <w:rPr>
-          <w:rFonts w:ascii="Courier New" w:hAnsi="Courier New" w:cs="Courier New"/>
-          <w:color w:val="000000" w:themeColor="text1"/>
-          <w:sz w:val="24"/>
-          <w:szCs w:val="24"/>
-          <w:lang w:val="en-US"/>
-        </w:rPr>
-        <w:t>++;</w:t>
-      </w:r>
-    </w:p>
-    <w:p>
-      <w:pPr>
-        <w:shd w:val="clear" w:color="auto" w:fill="FFFFFF"/>
-        <w:spacing w:after="0" w:line="240" w:lineRule="auto"/>
-        <w:jc w:val="both"/>
-        <w:rPr>
-          <w:rFonts w:ascii="Courier New" w:hAnsi="Courier New" w:cs="Courier New"/>
-          <w:color w:val="000000" w:themeColor="text1"/>
-          <w:sz w:val="24"/>
-          <w:szCs w:val="24"/>
-          <w:lang w:val="en-US"/>
-        </w:rPr>
-      </w:pPr>
-      <w:r>
-        <w:rPr>
-          <w:rFonts w:ascii="Courier New" w:hAnsi="Courier New" w:cs="Courier New"/>
-          <w:color w:val="000000" w:themeColor="text1"/>
-          <w:sz w:val="24"/>
-          <w:szCs w:val="24"/>
-          <w:lang w:val="en-US"/>
+      <w:r>
+        <w:rPr>
+          <w:rFonts w:ascii="Courier New" w:hAnsi="Courier New" w:cs="Courier New"/>
+          <w:color w:val="000000" w:themeColor="text1"/>
+          <w:sz w:val="24"/>
+          <w:szCs w:val="24"/>
+        </w:rPr>
+        <w:t>j++;</w:t>
+      </w:r>
+    </w:p>
+    <w:p>
+      <w:pPr>
+        <w:shd w:val="clear" w:color="auto" w:fill="FFFFFF"/>
+        <w:spacing w:after="0" w:line="240" w:lineRule="auto"/>
+        <w:jc w:val="both"/>
+        <w:rPr>
+          <w:rFonts w:ascii="Courier New" w:hAnsi="Courier New" w:cs="Courier New"/>
+          <w:color w:val="000000" w:themeColor="text1"/>
+          <w:sz w:val="24"/>
+          <w:szCs w:val="24"/>
+        </w:rPr>
+      </w:pPr>
+      <w:r>
+        <w:rPr>
+          <w:rFonts w:ascii="Courier New" w:hAnsi="Courier New" w:cs="Courier New"/>
+          <w:color w:val="000000" w:themeColor="text1"/>
+          <w:sz w:val="24"/>
+          <w:szCs w:val="24"/>
         </w:rPr>
         <w:t xml:space="preserve">    }</w:t>
       </w:r>
@@ -6932,540 +7473,6 @@
           <w:color w:val="000000" w:themeColor="text1"/>
           <w:sz w:val="24"/>
           <w:szCs w:val="24"/>
-          <w:lang w:val="en-US"/>
-        </w:rPr>
-      </w:pPr>
-    </w:p>
-    <w:p>
-      <w:pPr>
-        <w:shd w:val="clear" w:color="auto" w:fill="FFFFFF"/>
-        <w:spacing w:after="0" w:line="240" w:lineRule="auto"/>
-        <w:jc w:val="both"/>
-        <w:rPr>
-          <w:rFonts w:ascii="Courier New" w:hAnsi="Courier New" w:cs="Courier New"/>
-          <w:color w:val="000000" w:themeColor="text1"/>
-          <w:sz w:val="24"/>
-          <w:szCs w:val="24"/>
-          <w:lang w:val="en-US"/>
-        </w:rPr>
-      </w:pPr>
-      <w:r>
-        <w:rPr>
-          <w:rFonts w:ascii="Courier New" w:hAnsi="Courier New" w:cs="Courier New"/>
-          <w:color w:val="000000" w:themeColor="text1"/>
-          <w:sz w:val="24"/>
-          <w:szCs w:val="24"/>
-          <w:lang w:val="en-US"/>
-        </w:rPr>
-        <w:t xml:space="preserve">    </w:t>
-      </w:r>
-      <w:proofErr w:type="spellStart"/>
-      <w:proofErr w:type="gramStart"/>
-      <w:r>
-        <w:rPr>
-          <w:rFonts w:ascii="Courier New" w:hAnsi="Courier New" w:cs="Courier New"/>
-          <w:color w:val="000000" w:themeColor="text1"/>
-          <w:sz w:val="24"/>
-          <w:szCs w:val="24"/>
-          <w:lang w:val="en-US"/>
-        </w:rPr>
-        <w:t>printf</w:t>
-      </w:r>
-      <w:proofErr w:type="spellEnd"/>
-      <w:r>
-        <w:rPr>
-          <w:rFonts w:ascii="Courier New" w:hAnsi="Courier New" w:cs="Courier New"/>
-          <w:color w:val="000000" w:themeColor="text1"/>
-          <w:sz w:val="24"/>
-          <w:szCs w:val="24"/>
-          <w:lang w:val="en-US"/>
-        </w:rPr>
-        <w:t>(</w:t>
-      </w:r>
-      <w:proofErr w:type="gramEnd"/>
-      <w:r>
-        <w:rPr>
-          <w:rFonts w:ascii="Courier New" w:hAnsi="Courier New" w:cs="Courier New"/>
-          <w:color w:val="000000" w:themeColor="text1"/>
-          <w:sz w:val="24"/>
-          <w:szCs w:val="24"/>
-          <w:lang w:val="en-US"/>
-        </w:rPr>
-        <w:t>"\</w:t>
-      </w:r>
-      <w:proofErr w:type="spellStart"/>
-      <w:r>
-        <w:rPr>
-          <w:rFonts w:ascii="Courier New" w:hAnsi="Courier New" w:cs="Courier New"/>
-          <w:color w:val="000000" w:themeColor="text1"/>
-          <w:sz w:val="24"/>
-          <w:szCs w:val="24"/>
-          <w:lang w:val="en-US"/>
-        </w:rPr>
-        <w:t>nSum</w:t>
-      </w:r>
-      <w:proofErr w:type="spellEnd"/>
-      <w:r>
-        <w:rPr>
-          <w:rFonts w:ascii="Courier New" w:hAnsi="Courier New" w:cs="Courier New"/>
-          <w:color w:val="000000" w:themeColor="text1"/>
-          <w:sz w:val="24"/>
-          <w:szCs w:val="24"/>
-          <w:lang w:val="en-US"/>
-        </w:rPr>
-        <w:t xml:space="preserve"> by columns:\n");</w:t>
-      </w:r>
-    </w:p>
-    <w:p>
-      <w:pPr>
-        <w:shd w:val="clear" w:color="auto" w:fill="FFFFFF"/>
-        <w:spacing w:after="0" w:line="240" w:lineRule="auto"/>
-        <w:jc w:val="both"/>
-        <w:rPr>
-          <w:rFonts w:ascii="Courier New" w:hAnsi="Courier New" w:cs="Courier New"/>
-          <w:color w:val="000000" w:themeColor="text1"/>
-          <w:sz w:val="24"/>
-          <w:szCs w:val="24"/>
-          <w:lang w:val="en-US"/>
-        </w:rPr>
-      </w:pPr>
-      <w:r>
-        <w:rPr>
-          <w:rFonts w:ascii="Courier New" w:hAnsi="Courier New" w:cs="Courier New"/>
-          <w:color w:val="000000" w:themeColor="text1"/>
-          <w:sz w:val="24"/>
-          <w:szCs w:val="24"/>
-          <w:lang w:val="en-US"/>
-        </w:rPr>
-        <w:t xml:space="preserve">    j = 0;</w:t>
-      </w:r>
-    </w:p>
-    <w:p>
-      <w:pPr>
-        <w:shd w:val="clear" w:color="auto" w:fill="FFFFFF"/>
-        <w:spacing w:after="0" w:line="240" w:lineRule="auto"/>
-        <w:jc w:val="both"/>
-        <w:rPr>
-          <w:rFonts w:ascii="Courier New" w:hAnsi="Courier New" w:cs="Courier New"/>
-          <w:color w:val="000000" w:themeColor="text1"/>
-          <w:sz w:val="24"/>
-          <w:szCs w:val="24"/>
-          <w:lang w:val="en-US"/>
-        </w:rPr>
-      </w:pPr>
-      <w:r>
-        <w:rPr>
-          <w:rFonts w:ascii="Courier New" w:hAnsi="Courier New" w:cs="Courier New"/>
-          <w:color w:val="000000" w:themeColor="text1"/>
-          <w:sz w:val="24"/>
-          <w:szCs w:val="24"/>
-          <w:lang w:val="en-US"/>
-        </w:rPr>
-        <w:t xml:space="preserve">    while (j &lt; m)</w:t>
-      </w:r>
-    </w:p>
-    <w:p>
-      <w:pPr>
-        <w:shd w:val="clear" w:color="auto" w:fill="FFFFFF"/>
-        <w:spacing w:after="0" w:line="240" w:lineRule="auto"/>
-        <w:jc w:val="both"/>
-        <w:rPr>
-          <w:rFonts w:ascii="Courier New" w:hAnsi="Courier New" w:cs="Courier New"/>
-          <w:color w:val="000000" w:themeColor="text1"/>
-          <w:sz w:val="24"/>
-          <w:szCs w:val="24"/>
-          <w:lang w:val="en-US"/>
-        </w:rPr>
-      </w:pPr>
-      <w:r>
-        <w:rPr>
-          <w:rFonts w:ascii="Courier New" w:hAnsi="Courier New" w:cs="Courier New"/>
-          <w:color w:val="000000" w:themeColor="text1"/>
-          <w:sz w:val="24"/>
-          <w:szCs w:val="24"/>
-          <w:lang w:val="en-US"/>
-        </w:rPr>
-        <w:t xml:space="preserve">    {</w:t>
-      </w:r>
-    </w:p>
-    <w:p>
-      <w:pPr>
-        <w:shd w:val="clear" w:color="auto" w:fill="FFFFFF"/>
-        <w:spacing w:after="0" w:line="240" w:lineRule="auto"/>
-        <w:jc w:val="both"/>
-        <w:rPr>
-          <w:rFonts w:ascii="Courier New" w:hAnsi="Courier New" w:cs="Courier New"/>
-          <w:color w:val="000000" w:themeColor="text1"/>
-          <w:sz w:val="24"/>
-          <w:szCs w:val="24"/>
-          <w:lang w:val="en-US"/>
-        </w:rPr>
-      </w:pPr>
-      <w:r>
-        <w:rPr>
-          <w:rFonts w:ascii="Courier New" w:hAnsi="Courier New" w:cs="Courier New"/>
-          <w:color w:val="000000" w:themeColor="text1"/>
-          <w:sz w:val="24"/>
-          <w:szCs w:val="24"/>
-          <w:lang w:val="en-US"/>
-        </w:rPr>
-        <w:t xml:space="preserve">        sum = 0;</w:t>
-      </w:r>
-    </w:p>
-    <w:p>
-      <w:pPr>
-        <w:shd w:val="clear" w:color="auto" w:fill="FFFFFF"/>
-        <w:spacing w:after="0" w:line="240" w:lineRule="auto"/>
-        <w:jc w:val="both"/>
-        <w:rPr>
-          <w:rFonts w:ascii="Courier New" w:hAnsi="Courier New" w:cs="Courier New"/>
-          <w:color w:val="000000" w:themeColor="text1"/>
-          <w:sz w:val="24"/>
-          <w:szCs w:val="24"/>
-          <w:lang w:val="en-US"/>
-        </w:rPr>
-      </w:pPr>
-      <w:r>
-        <w:rPr>
-          <w:rFonts w:ascii="Courier New" w:hAnsi="Courier New" w:cs="Courier New"/>
-          <w:color w:val="000000" w:themeColor="text1"/>
-          <w:sz w:val="24"/>
-          <w:szCs w:val="24"/>
-          <w:lang w:val="en-US"/>
-        </w:rPr>
-        <w:t xml:space="preserve">        </w:t>
-      </w:r>
-      <w:proofErr w:type="spellStart"/>
-      <w:r>
-        <w:rPr>
-          <w:rFonts w:ascii="Courier New" w:hAnsi="Courier New" w:cs="Courier New"/>
-          <w:color w:val="000000" w:themeColor="text1"/>
-          <w:sz w:val="24"/>
-          <w:szCs w:val="24"/>
-          <w:lang w:val="en-US"/>
-        </w:rPr>
-        <w:t>i</w:t>
-      </w:r>
-      <w:proofErr w:type="spellEnd"/>
-      <w:r>
-        <w:rPr>
-          <w:rFonts w:ascii="Courier New" w:hAnsi="Courier New" w:cs="Courier New"/>
-          <w:color w:val="000000" w:themeColor="text1"/>
-          <w:sz w:val="24"/>
-          <w:szCs w:val="24"/>
-          <w:lang w:val="en-US"/>
-        </w:rPr>
-        <w:t xml:space="preserve"> = 0;</w:t>
-      </w:r>
-    </w:p>
-    <w:p>
-      <w:pPr>
-        <w:shd w:val="clear" w:color="auto" w:fill="FFFFFF"/>
-        <w:spacing w:after="0" w:line="240" w:lineRule="auto"/>
-        <w:jc w:val="both"/>
-        <w:rPr>
-          <w:rFonts w:ascii="Courier New" w:hAnsi="Courier New" w:cs="Courier New"/>
-          <w:color w:val="000000" w:themeColor="text1"/>
-          <w:sz w:val="24"/>
-          <w:szCs w:val="24"/>
-          <w:lang w:val="en-US"/>
-        </w:rPr>
-      </w:pPr>
-      <w:r>
-        <w:rPr>
-          <w:rFonts w:ascii="Courier New" w:hAnsi="Courier New" w:cs="Courier New"/>
-          <w:color w:val="000000" w:themeColor="text1"/>
-          <w:sz w:val="24"/>
-          <w:szCs w:val="24"/>
-          <w:lang w:val="en-US"/>
-        </w:rPr>
-        <w:t xml:space="preserve">        while (</w:t>
-      </w:r>
-      <w:proofErr w:type="spellStart"/>
-      <w:r>
-        <w:rPr>
-          <w:rFonts w:ascii="Courier New" w:hAnsi="Courier New" w:cs="Courier New"/>
-          <w:color w:val="000000" w:themeColor="text1"/>
-          <w:sz w:val="24"/>
-          <w:szCs w:val="24"/>
-          <w:lang w:val="en-US"/>
-        </w:rPr>
-        <w:t>i</w:t>
-      </w:r>
-      <w:proofErr w:type="spellEnd"/>
-      <w:r>
-        <w:rPr>
-          <w:rFonts w:ascii="Courier New" w:hAnsi="Courier New" w:cs="Courier New"/>
-          <w:color w:val="000000" w:themeColor="text1"/>
-          <w:sz w:val="24"/>
-          <w:szCs w:val="24"/>
-          <w:lang w:val="en-US"/>
-        </w:rPr>
-        <w:t xml:space="preserve"> &lt; n)</w:t>
-      </w:r>
-    </w:p>
-    <w:p>
-      <w:pPr>
-        <w:shd w:val="clear" w:color="auto" w:fill="FFFFFF"/>
-        <w:spacing w:after="0" w:line="240" w:lineRule="auto"/>
-        <w:jc w:val="both"/>
-        <w:rPr>
-          <w:rFonts w:ascii="Courier New" w:hAnsi="Courier New" w:cs="Courier New"/>
-          <w:color w:val="000000" w:themeColor="text1"/>
-          <w:sz w:val="24"/>
-          <w:szCs w:val="24"/>
-          <w:lang w:val="en-US"/>
-        </w:rPr>
-      </w:pPr>
-      <w:r>
-        <w:rPr>
-          <w:rFonts w:ascii="Courier New" w:hAnsi="Courier New" w:cs="Courier New"/>
-          <w:color w:val="000000" w:themeColor="text1"/>
-          <w:sz w:val="24"/>
-          <w:szCs w:val="24"/>
-          <w:lang w:val="en-US"/>
-        </w:rPr>
-        <w:t xml:space="preserve">        {</w:t>
-      </w:r>
-    </w:p>
-    <w:p>
-      <w:pPr>
-        <w:shd w:val="clear" w:color="auto" w:fill="FFFFFF"/>
-        <w:spacing w:after="0" w:line="240" w:lineRule="auto"/>
-        <w:jc w:val="both"/>
-        <w:rPr>
-          <w:rFonts w:ascii="Courier New" w:hAnsi="Courier New" w:cs="Courier New"/>
-          <w:color w:val="000000" w:themeColor="text1"/>
-          <w:sz w:val="24"/>
-          <w:szCs w:val="24"/>
-          <w:lang w:val="en-US"/>
-        </w:rPr>
-      </w:pPr>
-      <w:r>
-        <w:rPr>
-          <w:rFonts w:ascii="Courier New" w:hAnsi="Courier New" w:cs="Courier New"/>
-          <w:color w:val="000000" w:themeColor="text1"/>
-          <w:sz w:val="24"/>
-          <w:szCs w:val="24"/>
-          <w:lang w:val="en-US"/>
-        </w:rPr>
-        <w:t xml:space="preserve">            sum = sum + a[</w:t>
-      </w:r>
-      <w:proofErr w:type="spellStart"/>
-      <w:r>
-        <w:rPr>
-          <w:rFonts w:ascii="Courier New" w:hAnsi="Courier New" w:cs="Courier New"/>
-          <w:color w:val="000000" w:themeColor="text1"/>
-          <w:sz w:val="24"/>
-          <w:szCs w:val="24"/>
-          <w:lang w:val="en-US"/>
-        </w:rPr>
-        <w:t>i</w:t>
-      </w:r>
-      <w:proofErr w:type="spellEnd"/>
-      <w:r>
-        <w:rPr>
-          <w:rFonts w:ascii="Courier New" w:hAnsi="Courier New" w:cs="Courier New"/>
-          <w:color w:val="000000" w:themeColor="text1"/>
-          <w:sz w:val="24"/>
-          <w:szCs w:val="24"/>
-          <w:lang w:val="en-US"/>
-        </w:rPr>
-        <w:t>][j];</w:t>
-      </w:r>
-    </w:p>
-    <w:p>
-      <w:pPr>
-        <w:shd w:val="clear" w:color="auto" w:fill="FFFFFF"/>
-        <w:spacing w:after="0" w:line="240" w:lineRule="auto"/>
-        <w:jc w:val="both"/>
-        <w:rPr>
-          <w:rFonts w:ascii="Courier New" w:hAnsi="Courier New" w:cs="Courier New"/>
-          <w:color w:val="000000" w:themeColor="text1"/>
-          <w:sz w:val="24"/>
-          <w:szCs w:val="24"/>
-          <w:lang w:val="en-US"/>
-        </w:rPr>
-      </w:pPr>
-      <w:r>
-        <w:rPr>
-          <w:rFonts w:ascii="Courier New" w:hAnsi="Courier New" w:cs="Courier New"/>
-          <w:color w:val="000000" w:themeColor="text1"/>
-          <w:sz w:val="24"/>
-          <w:szCs w:val="24"/>
-          <w:lang w:val="en-US"/>
-        </w:rPr>
-        <w:t xml:space="preserve">            </w:t>
-      </w:r>
-      <w:proofErr w:type="spellStart"/>
-      <w:r>
-        <w:rPr>
-          <w:rFonts w:ascii="Courier New" w:hAnsi="Courier New" w:cs="Courier New"/>
-          <w:color w:val="000000" w:themeColor="text1"/>
-          <w:sz w:val="24"/>
-          <w:szCs w:val="24"/>
-          <w:lang w:val="en-US"/>
-        </w:rPr>
-        <w:t>i</w:t>
-      </w:r>
-      <w:proofErr w:type="spellEnd"/>
-      <w:r>
-        <w:rPr>
-          <w:rFonts w:ascii="Courier New" w:hAnsi="Courier New" w:cs="Courier New"/>
-          <w:color w:val="000000" w:themeColor="text1"/>
-          <w:sz w:val="24"/>
-          <w:szCs w:val="24"/>
-          <w:lang w:val="en-US"/>
-        </w:rPr>
-        <w:t>++;</w:t>
-      </w:r>
-    </w:p>
-    <w:p>
-      <w:pPr>
-        <w:shd w:val="clear" w:color="auto" w:fill="FFFFFF"/>
-        <w:spacing w:after="0" w:line="240" w:lineRule="auto"/>
-        <w:jc w:val="both"/>
-        <w:rPr>
-          <w:rFonts w:ascii="Courier New" w:hAnsi="Courier New" w:cs="Courier New"/>
-          <w:color w:val="000000" w:themeColor="text1"/>
-          <w:sz w:val="24"/>
-          <w:szCs w:val="24"/>
-          <w:lang w:val="en-US"/>
-        </w:rPr>
-      </w:pPr>
-      <w:r>
-        <w:rPr>
-          <w:rFonts w:ascii="Courier New" w:hAnsi="Courier New" w:cs="Courier New"/>
-          <w:color w:val="000000" w:themeColor="text1"/>
-          <w:sz w:val="24"/>
-          <w:szCs w:val="24"/>
-          <w:lang w:val="en-US"/>
-        </w:rPr>
-        <w:t xml:space="preserve">        }</w:t>
-      </w:r>
-    </w:p>
-    <w:p>
-      <w:pPr>
-        <w:shd w:val="clear" w:color="auto" w:fill="FFFFFF"/>
-        <w:spacing w:after="0" w:line="240" w:lineRule="auto"/>
-        <w:jc w:val="both"/>
-        <w:rPr>
-          <w:rFonts w:ascii="Courier New" w:hAnsi="Courier New" w:cs="Courier New"/>
-          <w:color w:val="000000" w:themeColor="text1"/>
-          <w:sz w:val="24"/>
-          <w:szCs w:val="24"/>
-          <w:lang w:val="en-US"/>
-        </w:rPr>
-      </w:pPr>
-      <w:r>
-        <w:rPr>
-          <w:rFonts w:ascii="Courier New" w:hAnsi="Courier New" w:cs="Courier New"/>
-          <w:color w:val="000000" w:themeColor="text1"/>
-          <w:sz w:val="24"/>
-          <w:szCs w:val="24"/>
-          <w:lang w:val="en-US"/>
-        </w:rPr>
-        <w:t xml:space="preserve">        </w:t>
-      </w:r>
-      <w:proofErr w:type="spellStart"/>
-      <w:proofErr w:type="gramStart"/>
-      <w:r>
-        <w:rPr>
-          <w:rFonts w:ascii="Courier New" w:hAnsi="Courier New" w:cs="Courier New"/>
-          <w:color w:val="000000" w:themeColor="text1"/>
-          <w:sz w:val="24"/>
-          <w:szCs w:val="24"/>
-          <w:lang w:val="en-US"/>
-        </w:rPr>
-        <w:t>printf</w:t>
-      </w:r>
-      <w:proofErr w:type="spellEnd"/>
-      <w:r>
-        <w:rPr>
-          <w:rFonts w:ascii="Courier New" w:hAnsi="Courier New" w:cs="Courier New"/>
-          <w:color w:val="000000" w:themeColor="text1"/>
-          <w:sz w:val="24"/>
-          <w:szCs w:val="24"/>
-          <w:lang w:val="en-US"/>
-        </w:rPr>
-        <w:t>(</w:t>
-      </w:r>
-      <w:proofErr w:type="gramEnd"/>
-      <w:r>
-        <w:rPr>
-          <w:rFonts w:ascii="Courier New" w:hAnsi="Courier New" w:cs="Courier New"/>
-          <w:color w:val="000000" w:themeColor="text1"/>
-          <w:sz w:val="24"/>
-          <w:szCs w:val="24"/>
-          <w:lang w:val="en-US"/>
-        </w:rPr>
-        <w:t>"Column %d: %d\n", j + 1, sum);</w:t>
-      </w:r>
-    </w:p>
-    <w:p>
-      <w:pPr>
-        <w:shd w:val="clear" w:color="auto" w:fill="FFFFFF"/>
-        <w:spacing w:after="0" w:line="240" w:lineRule="auto"/>
-        <w:jc w:val="both"/>
-        <w:rPr>
-          <w:rFonts w:ascii="Courier New" w:hAnsi="Courier New" w:cs="Courier New"/>
-          <w:color w:val="000000" w:themeColor="text1"/>
-          <w:sz w:val="24"/>
-          <w:szCs w:val="24"/>
-        </w:rPr>
-      </w:pPr>
-      <w:r>
-        <w:rPr>
-          <w:rFonts w:ascii="Courier New" w:hAnsi="Courier New" w:cs="Courier New"/>
-          <w:color w:val="000000" w:themeColor="text1"/>
-          <w:sz w:val="24"/>
-          <w:szCs w:val="24"/>
-          <w:lang w:val="en-US"/>
-        </w:rPr>
-        <w:t xml:space="preserve">        </w:t>
-      </w:r>
-      <w:r>
-        <w:rPr>
-          <w:rFonts w:ascii="Courier New" w:hAnsi="Courier New" w:cs="Courier New"/>
-          <w:color w:val="000000" w:themeColor="text1"/>
-          <w:sz w:val="24"/>
-          <w:szCs w:val="24"/>
-        </w:rPr>
-        <w:t>j++;</w:t>
-      </w:r>
-    </w:p>
-    <w:p>
-      <w:pPr>
-        <w:shd w:val="clear" w:color="auto" w:fill="FFFFFF"/>
-        <w:spacing w:after="0" w:line="240" w:lineRule="auto"/>
-        <w:jc w:val="both"/>
-        <w:rPr>
-          <w:rFonts w:ascii="Courier New" w:hAnsi="Courier New" w:cs="Courier New"/>
-          <w:color w:val="000000" w:themeColor="text1"/>
-          <w:sz w:val="24"/>
-          <w:szCs w:val="24"/>
-        </w:rPr>
-      </w:pPr>
-      <w:r>
-        <w:rPr>
-          <w:rFonts w:ascii="Courier New" w:hAnsi="Courier New" w:cs="Courier New"/>
-          <w:color w:val="000000" w:themeColor="text1"/>
-          <w:sz w:val="24"/>
-          <w:szCs w:val="24"/>
-        </w:rPr>
-        <w:t xml:space="preserve">    }</w:t>
-      </w:r>
-    </w:p>
-    <w:p>
-      <w:pPr>
-        <w:shd w:val="clear" w:color="auto" w:fill="FFFFFF"/>
-        <w:spacing w:after="0" w:line="240" w:lineRule="auto"/>
-        <w:jc w:val="both"/>
-        <w:rPr>
-          <w:rFonts w:ascii="Courier New" w:hAnsi="Courier New" w:cs="Courier New"/>
-          <w:color w:val="000000" w:themeColor="text1"/>
-          <w:sz w:val="24"/>
-          <w:szCs w:val="24"/>
         </w:rPr>
       </w:pPr>
       <w:r>
@@ -7518,6 +7525,7 @@
       <w:r>
         <w:rPr>
           <w:rFonts w:ascii="Times New Roman" w:eastAsia="Times New Roman" w:hAnsi="Times New Roman" w:cs="Times New Roman"/>
+          <w:noProof/>
           <w:color w:val="34343C"/>
           <w:sz w:val="28"/>
           <w:szCs w:val="28"/>
@@ -8392,29 +8400,7 @@
           <w:szCs w:val="24"/>
           <w:lang w:val="en-US" w:eastAsia="ru-RU"/>
         </w:rPr>
-        <w:t xml:space="preserve">"Student #%d:\n", </w:t>
-      </w:r>
-      <w:proofErr w:type="spellStart"/>
-      <w:r>
-        <w:rPr>
-          <w:rFonts w:ascii="Courier New" w:eastAsia="Times New Roman" w:hAnsi="Courier New" w:cs="Courier New"/>
-          <w:color w:val="34343C"/>
-          <w:sz w:val="24"/>
-          <w:szCs w:val="24"/>
-          <w:lang w:val="en-US" w:eastAsia="ru-RU"/>
-        </w:rPr>
-        <w:t>i</w:t>
-      </w:r>
-      <w:proofErr w:type="spellEnd"/>
-      <w:r>
-        <w:rPr>
-          <w:rFonts w:ascii="Courier New" w:eastAsia="Times New Roman" w:hAnsi="Courier New" w:cs="Courier New"/>
-          <w:color w:val="34343C"/>
-          <w:sz w:val="24"/>
-          <w:szCs w:val="24"/>
-          <w:lang w:val="en-US" w:eastAsia="ru-RU"/>
-        </w:rPr>
-        <w:t xml:space="preserve"> + 1);</w:t>
+        <w:t>"Student #%d:\n", i + 1);</w:t>
       </w:r>
     </w:p>
     <w:p>
@@ -11295,6 +11281,7 @@
       <w:r>
         <w:rPr>
           <w:rFonts w:ascii="Times New Roman" w:eastAsia="Times New Roman" w:hAnsi="Times New Roman" w:cs="Times New Roman"/>
+          <w:noProof/>
           <w:color w:val="34343C"/>
           <w:sz w:val="28"/>
           <w:szCs w:val="28"/>
@@ -11853,6 +11840,7 @@
   <w:style w:type="character" w:default="1" w:styleId="a0">
     <w:name w:val="Default Paragraph Font"/>
     <w:uiPriority w:val="1"/>
+    <w:semiHidden/>
     <w:unhideWhenUsed/>
   </w:style>
   <w:style w:type="table" w:default="1" w:styleId="a1">
